--- a/docs/Day4_Siena到佛羅倫斯.docx
+++ b/docs/Day4_Siena到佛羅倫斯.docx
@@ -65,11 +65,11 @@
         </w:rPr>
         <w:t>10:30  Siena 住宿退房（Loggia Senensis）</w:t>
         <w:br/>
-        <w:t xml:space="preserve">        |  預約大台計程車 (Van) 接送</w:t>
+        <w:t xml:space="preserve">        |  預約私家接送（NCC 大型廂型車）</w:t>
         <w:br/>
-        <w:t>10:45  Van 出發</w:t>
+        <w:t>10:45  廂型車出發</w:t>
         <w:br/>
-        <w:t xml:space="preserve">        |  車程約 1h15m ~ 1h30m</w:t>
+        <w:t xml:space="preserve">        |  車程約 1 小時 15 分鐘 ~ 1 小時 30 分鐘</w:t>
         <w:br/>
         <w:t>12:00  抵達佛羅倫斯住宿 — UNYCA（地址請查群組）</w:t>
         <w:br/>
@@ -1101,7 +1101,7 @@
           <w:rFonts w:ascii="Microsoft JhengHei" w:hAnsi="Microsoft JhengHei" w:eastAsia="Microsoft JhengHei"/>
           <w:sz w:val="21"/>
         </w:rPr>
-        <w:t>：Siena 老城幾乎全區為 ZTL，但授權的 NCC（租車含司機）和計程車可以短暫進入載客。司機應能開到住宿門口或附近裝載行李</w:t>
+        <w:t>：Siena 老城幾乎全區為 ZTL，授權的 NCC（私家接送）和計程車通常可依規申請進入或靠近 ZTL 載客；實際下車點由司機依當日管制、街道寬度與合法停靠位置決定</w:t>
       </w:r>
     </w:p>
     <w:p>
@@ -1128,7 +1128,7 @@
           <w:rFonts w:ascii="Microsoft JhengHei" w:hAnsi="Microsoft JhengHei" w:eastAsia="Microsoft JhengHei"/>
           <w:sz w:val="21"/>
         </w:rPr>
-        <w:t>：佛羅倫斯也有嚴格的 ZTL，但住宿位於車站附近，司機通常可以在 ZTL 邊緣找到合法停靠點讓你們下車</w:t>
+        <w:t>：佛羅倫斯 ZTL 同樣需授權，住宿位於 Santa Maria Novella 一帶，授權 NCC 通常可進入卸客或在 ZTL 邊緣合法停靠點放行李</w:t>
       </w:r>
     </w:p>
     <w:p>
@@ -1148,14 +1148,14 @@
           <w:b/>
           <w:sz w:val="21"/>
         </w:rPr>
-        <w:t>不需要你們擔心</w:t>
+        <w:t>司機端負責</w:t>
       </w:r>
       <w:r>
         <w:rPr>
           <w:rFonts w:ascii="Microsoft JhengHei" w:hAnsi="Microsoft JhengHei" w:eastAsia="Microsoft JhengHei"/>
           <w:sz w:val="21"/>
         </w:rPr>
-        <w:t>：這些都是司機的專業範疇，他們知道哪裡可以停靠</w:t>
+        <w:t>：ZTL 報備與通行授權由司機/車行依規處理，但建議出發前向 Booking 接送供應商確認是否能直接停到公寓門口</w:t>
       </w:r>
     </w:p>
     <w:p>
@@ -1388,7 +1388,7 @@
                 <w:rFonts w:ascii="Microsoft JhengHei" w:hAnsi="Microsoft JhengHei" w:eastAsia="Microsoft JhengHei"/>
                 <w:sz w:val="19"/>
               </w:rPr>
-              <w:t>12:00 PM（已預訂提早入住服務）</w:t>
+              <w:t>12:00（已預訂提早入住服務）</w:t>
             </w:r>
           </w:p>
         </w:tc>
@@ -1433,7 +1433,7 @@
                 <w:rFonts w:ascii="Microsoft JhengHei" w:hAnsi="Microsoft JhengHei" w:eastAsia="Microsoft JhengHei"/>
                 <w:sz w:val="19"/>
               </w:rPr>
-              <w:t>14:00 PM</w:t>
+              <w:t>14:00</w:t>
             </w:r>
           </w:p>
         </w:tc>
@@ -1553,14 +1553,14 @@
           <w:b/>
           <w:sz w:val="21"/>
         </w:rPr>
-        <w:t>KiPoint 行李寄放</w:t>
+        <w:t>KiPoint / KiBag 官方寄物</w:t>
       </w:r>
       <w:r>
         <w:rPr>
           <w:rFonts w:ascii="Microsoft JhengHei" w:hAnsi="Microsoft JhengHei" w:eastAsia="Microsoft JhengHei"/>
           <w:sz w:val="21"/>
         </w:rPr>
-        <w:t>：位於佛羅倫斯新聖母車站（Firenze S.M.N.）16 號月台旁</w:t>
+        <w:t>：位於佛羅倫斯新聖母車站（Firenze S.M.N.）一樓（Piano Terra）</w:t>
       </w:r>
     </w:p>
     <w:p>
@@ -1572,7 +1572,22 @@
           <w:rFonts w:ascii="Microsoft JhengHei" w:hAnsi="Microsoft JhengHei" w:eastAsia="Microsoft JhengHei"/>
           <w:sz w:val="21"/>
         </w:rPr>
-        <w:t>• 費用：約 EUR 6/件/5小時</w:t>
+        <w:t xml:space="preserve">• 費用：約 </w:t>
+      </w:r>
+      <w:r>
+        <w:rPr>
+          <w:rFonts w:ascii="Microsoft JhengHei" w:hAnsi="Microsoft JhengHei" w:eastAsia="Microsoft JhengHei"/>
+          <w:b/>
+          <w:sz w:val="21"/>
+        </w:rPr>
+        <w:t>EUR 10/件/日</w:t>
+      </w:r>
+      <w:r>
+        <w:rPr>
+          <w:rFonts w:ascii="Microsoft JhengHei" w:hAnsi="Microsoft JhengHei" w:eastAsia="Microsoft JhengHei"/>
+          <w:sz w:val="21"/>
+        </w:rPr>
+        <w:t>（KiBag 官網最新公告，實際以現場為準）</w:t>
       </w:r>
     </w:p>
     <w:p>
@@ -1584,7 +1599,21 @@
           <w:rFonts w:ascii="Microsoft JhengHei" w:hAnsi="Microsoft JhengHei" w:eastAsia="Microsoft JhengHei"/>
           <w:sz w:val="21"/>
         </w:rPr>
-        <w:t>• 營業時間：06:00~23:00</w:t>
+        <w:t>• 營業時間：</w:t>
+      </w:r>
+      <w:r>
+        <w:rPr>
+          <w:rFonts w:ascii="Microsoft JhengHei" w:hAnsi="Microsoft JhengHei" w:eastAsia="Microsoft JhengHei"/>
+          <w:b/>
+          <w:sz w:val="21"/>
+        </w:rPr>
+        <w:t>07:00~21:00</w:t>
+      </w:r>
+      <w:r>
+        <w:rPr>
+          <w:rFonts w:ascii="Microsoft JhengHei" w:hAnsi="Microsoft JhengHei" w:eastAsia="Microsoft JhengHei"/>
+          <w:sz w:val="21"/>
+        </w:rPr>
       </w:r>
     </w:p>
     <w:p>
@@ -1596,7 +1625,7 @@
           <w:rFonts w:ascii="Microsoft JhengHei" w:hAnsi="Microsoft JhengHei" w:eastAsia="Microsoft JhengHei"/>
           <w:sz w:val="21"/>
         </w:rPr>
-        <w:t>• 從 UNYCA 住宿步行到車站約 10 分鐘</w:t>
+        <w:t>• 從住宿步行到車站約 10 分鐘</w:t>
       </w:r>
     </w:p>
     <w:p>
@@ -1833,7 +1862,7 @@
                 <w:b/>
                 <w:sz w:val="19"/>
               </w:rPr>
-              <w:t>另叫 NCC 私人接送</w:t>
+              <w:t>另叫 NCC 私家接送</w:t>
             </w:r>
             <w:r>
               <w:rPr>
@@ -1869,7 +1898,7 @@
                 <w:rFonts w:ascii="Microsoft JhengHei" w:hAnsi="Microsoft JhengHei" w:eastAsia="Microsoft JhengHei"/>
                 <w:sz w:val="19"/>
               </w:rPr>
-              <w:t>1h15m~1h30m</w:t>
+              <w:t>1 小時 15 分鐘~1 小時 30 分鐘</w:t>
             </w:r>
           </w:p>
         </w:tc>
@@ -1909,7 +1938,7 @@
                 <w:b/>
                 <w:sz w:val="19"/>
               </w:rPr>
-              <w:t>巴士 Autolinee Toscane 快車</w:t>
+              <w:t>巴士 Autolinee Toscane 131R（快線）</w:t>
             </w:r>
             <w:r>
               <w:rPr>
@@ -1931,7 +1960,7 @@
                 <w:rFonts w:ascii="Microsoft JhengHei" w:hAnsi="Microsoft JhengHei" w:eastAsia="Microsoft JhengHei"/>
                 <w:sz w:val="19"/>
               </w:rPr>
-              <w:t>8~10/人（5人 = 40~50）</w:t>
+              <w:t>約 €9.30/人（5 人約 €46.50）</w:t>
             </w:r>
           </w:p>
         </w:tc>
@@ -1947,7 +1976,7 @@
                 <w:rFonts w:ascii="Microsoft JhengHei" w:hAnsi="Microsoft JhengHei" w:eastAsia="Microsoft JhengHei"/>
                 <w:sz w:val="19"/>
               </w:rPr>
-              <w:t>75 分鐘</w:t>
+              <w:t>約 75 分鐘</w:t>
             </w:r>
           </w:p>
         </w:tc>
@@ -1963,7 +1992,7 @@
                 <w:rFonts w:ascii="Microsoft JhengHei" w:hAnsi="Microsoft JhengHei" w:eastAsia="Microsoft JhengHei"/>
                 <w:sz w:val="19"/>
               </w:rPr>
-              <w:t>巴士站在 Piazza Gramsci，需步行搬行李</w:t>
+              <w:t>上車點為 Siena Via Tozzi / Piazza Gramsci 巴士站區；5 人 + 10 件大行李需先搭計程車到站</w:t>
             </w:r>
           </w:p>
         </w:tc>
@@ -1987,7 +2016,7 @@
                 <w:b/>
                 <w:sz w:val="19"/>
               </w:rPr>
-              <w:t>火車（經 Empoli 轉車）</w:t>
+              <w:t>火車 Siena → Firenze S.M.N.</w:t>
             </w:r>
             <w:r>
               <w:rPr>
@@ -2008,7 +2037,7 @@
                 <w:rFonts w:ascii="Microsoft JhengHei" w:hAnsi="Microsoft JhengHei" w:eastAsia="Microsoft JhengHei"/>
                 <w:sz w:val="19"/>
               </w:rPr>
-              <w:t>10~12/人（5人 = 50~60）</w:t>
+              <w:t>10~12/人（5 人約 50~60）</w:t>
             </w:r>
           </w:p>
         </w:tc>
@@ -2038,7 +2067,7 @@
                 <w:rFonts w:ascii="Microsoft JhengHei" w:hAnsi="Microsoft JhengHei" w:eastAsia="Microsoft JhengHei"/>
                 <w:sz w:val="19"/>
               </w:rPr>
-              <w:t>需轉車，帶大行李極度不便</w:t>
+              <w:t>部分班次直達、部分需於 Empoli 轉車；Siena 火車站離老城遠；帶大件行李極不便</w:t>
             </w:r>
           </w:p>
         </w:tc>
@@ -2253,7 +2282,7 @@
           <w:rFonts w:ascii="Microsoft JhengHei" w:hAnsi="Microsoft JhengHei" w:eastAsia="Microsoft JhengHei"/>
           <w:i/>
         </w:rPr>
-        <w:t>最後更新：2026/3/20</w:t>
+        <w:t>最後更新：2026/05/13（三方審查修訂版）</w:t>
       </w:r>
       <w:r>
         <w:rPr>
